--- a/personal/cv/cv-docencia-usal.docx
+++ b/personal/cv/cv-docencia-usal.docx
@@ -96,7 +96,7 @@
           <w:sz w:val="20"/>
           <w:szCs w:val="20"/>
         </w:rPr>
-        <w:t xml:space="preserve">Profesor de español con formación pedagógica formal (diploma de reciclaje profesional «Учитель испанского языка» / "Profesor de español", 300 horas, más 2 certificados de formación continua en metodología) y más de 4 años de experiencia ininterrumpida dando clases a hablantes de ruso, con una valoración de 5,0/5 sobre 38 reseñas de alumnos, sin una sola valoración negativa. Ingeniero de formación (RUT MIIT, diploma con honores) y, desde septiembre de 2026, estudiante del Máster Universitario en Sistemas Inteligentes de la propia Universidad de Salamanca — ya residente en la ciudad, con disponibilidad inmediata para docencia presencial. Español nativo, con experiencia personal como estudiante extranjero (Cuba → Rusia → España), lo que le da una comprensión de primera mano de las dificultades del alumnado internacional al que atiende Cursos Internacionales.</w:t>
+        <w:t xml:space="preserve">Profesor de español con formación pedagógica formal (diploma de recualificación profesional «Учитель испанского языка» / "Profesor de español", 300 horas, más 2 certificados de formación continua en metodología) y más de 4 años de experiencia ininterrumpida dando clases a hablantes de ruso, con una valoración de 5,0/5 sobre 38 reseñas de alumnos, sin una sola valoración negativa. Ingeniero de formación (RUT MIIT, diploma con honores) y, desde septiembre de 2026, estudiante del Máster Universitario en Sistemas Inteligentes de la propia Universidad de Salamanca — con inicio de curso el 28 de septiembre de 2026, y disponibilidad para docencia presencial en Salamanca a partir de esa fecha. Español nativo, con experiencia personal como estudiante extranjero (Cuba → Rusia → España), lo que le da una comprensión de primera mano de las dificultades del alumnado internacional al que atiende Cursos Internacionales.</w:t>
       </w:r>
     </w:p>
     <w:p>
@@ -191,7 +191,7 @@
           <w:sz w:val="21"/>
           <w:szCs w:val="21"/>
         </w:rPr>
-        <w:t xml:space="preserve">Diploma de Reciclaje Profesional — «Учитель испанского языка» (Profesor de español)</w:t>
+        <w:t xml:space="preserve">Diploma de Recualificación Profesional — «Учитель испанского языка» (Profesor de español)</w:t>
       </w:r>
       <w:r>
         <w:rPr>
